--- a/governance/governance-and-production-readiness-review.docx
+++ b/governance/governance-and-production-readiness-review.docx
@@ -460,7 +460,7 @@
           <w:p>
             <w:r/>
             <w:r>
-              <w:t>7 (DEMEAU DEV only — see §7)</w:t>
+              <w:t>7, deployed to DEMEAU DEV and PROD; 7 column attachments live in PROD</w:t>
             </w:r>
           </w:p>
         </w:tc>
@@ -602,7 +602,7 @@
           <w:p>
             <w:r/>
             <w:r>
-              <w:t>11</w:t>
+              <w:t>16</w:t>
             </w:r>
           </w:p>
         </w:tc>
@@ -654,12 +654,31 @@
     </w:p>
     <w:p>
       <w:r>
-        <w:t>Enforcement remains off in every environment. That is deliberate and gated on the</w:t>
+        <w:t xml:space="preserve">Enforcement is </w:t>
+      </w:r>
+      <w:r>
+        <w:rPr>
+          <w:b/>
+        </w:rPr>
+        <w:t>on in DEMEAU PROD</w:t>
+      </w:r>
+      <w:r>
+        <w:t xml:space="preserve"> as of 2026-08-17 and off everywhere else. DEMEAU is</w:t>
       </w:r>
     </w:p>
     <w:p>
       <w:r>
-        <w:t>preconditions in the Operating Rules §5.3.</w:t>
+        <w:t>a demonstration tenant on de-identified data; enabling it there is how the mechanism gets</w:t>
+      </w:r>
+    </w:p>
+    <w:p>
+      <w:r>
+        <w:t>exercised before any institution's records depend on it. Merrimack and Anselm remain off</w:t>
+      </w:r>
+    </w:p>
+    <w:p>
+      <w:r>
+        <w:t>and gated on the preconditions in the Operating Rules §5.3 and §5.4.</w:t>
       </w:r>
     </w:p>
     <w:p>
@@ -854,7 +873,24 @@
           <w:p>
             <w:r/>
             <w:r>
-              <w:t>Three model docs described masking as active; nothing masked anything</w:t>
+              <w:t xml:space="preserve">Three model docs described masking as active; nothing masked anything. </w:t>
+            </w:r>
+            <w:r>
+              <w:rPr>
+                <w:b/>
+              </w:rPr>
+              <w:t>Closed 2026-08-17</w:t>
+            </w:r>
+            <w:r>
+              <w:t xml:space="preserve"> by </w:t>
+            </w:r>
+            <w:r>
+              <w:rPr>
+                <w:rFonts w:ascii="Consolas" w:hAnsi="Consolas"/>
+                <w:color w:val="740049"/>
+                <w:sz w:val="19"/>
+              </w:rPr>
+              <w:t>apply_masking()</w:t>
             </w:r>
           </w:p>
         </w:tc>
@@ -4264,6 +4300,413 @@
       </w:r>
     </w:p>
     <w:p>
+      <w:r>
+        <w:rPr>
+          <w:b/>
+        </w:rPr>
+        <w:t>Row access and column masking are live in DEMEAU PROD</w:t>
+      </w:r>
+      <w:r>
+        <w:t xml:space="preserve"> as of 2026-08-17 — 9 row-access</w:t>
+      </w:r>
+    </w:p>
+    <w:p>
+      <w:r>
+        <w:t>attachments and 7 masking attachments, both re-applied by post-hook on every build. The</w:t>
+      </w:r>
+    </w:p>
+    <w:p>
+      <w:r>
+        <w:t>demonstration is four personas running the same query:</w:t>
+      </w:r>
+    </w:p>
+    <w:tbl>
+      <w:tblPr>
+        <w:tblStyle w:val="LightGrid-Accent1"/>
+        <w:tblW w:type="auto" w:w="0"/>
+        <w:tblLook w:firstColumn="1" w:firstRow="1" w:lastColumn="0" w:lastRow="0" w:noHBand="0" w:noVBand="1" w:val="04A0"/>
+      </w:tblPr>
+      <w:tblGrid>
+        <w:gridCol w:w="1728"/>
+        <w:gridCol w:w="1728"/>
+        <w:gridCol w:w="1728"/>
+        <w:gridCol w:w="1728"/>
+        <w:gridCol w:w="1728"/>
+      </w:tblGrid>
+      <w:tr>
+        <w:tc>
+          <w:tcPr>
+            <w:tcW w:type="dxa" w:w="1728"/>
+          </w:tcPr>
+          <w:p>
+            <w:r>
+              <w:rPr>
+                <w:b/>
+              </w:rPr>
+            </w:r>
+            <w:r>
+              <w:rPr>
+                <w:b/>
+              </w:rPr>
+              <w:t>Persona</w:t>
+            </w:r>
+          </w:p>
+        </w:tc>
+        <w:tc>
+          <w:tcPr>
+            <w:tcW w:type="dxa" w:w="1728"/>
+          </w:tcPr>
+          <w:p>
+            <w:r>
+              <w:rPr>
+                <w:b/>
+              </w:rPr>
+            </w:r>
+            <w:r>
+              <w:rPr>
+                <w:b/>
+              </w:rPr>
+              <w:t>Rows visible</w:t>
+            </w:r>
+          </w:p>
+        </w:tc>
+        <w:tc>
+          <w:tcPr>
+            <w:tcW w:type="dxa" w:w="1728"/>
+          </w:tcPr>
+          <w:p>
+            <w:r>
+              <w:rPr>
+                <w:b/>
+              </w:rPr>
+            </w:r>
+            <w:r>
+              <w:rPr>
+                <w:b/>
+              </w:rPr>
+              <w:t>Name</w:t>
+            </w:r>
+          </w:p>
+        </w:tc>
+        <w:tc>
+          <w:tcPr>
+            <w:tcW w:type="dxa" w:w="1728"/>
+          </w:tcPr>
+          <w:p>
+            <w:r>
+              <w:rPr>
+                <w:b/>
+              </w:rPr>
+            </w:r>
+            <w:r>
+              <w:rPr>
+                <w:b/>
+              </w:rPr>
+              <w:t>Date of birth</w:t>
+            </w:r>
+          </w:p>
+        </w:tc>
+        <w:tc>
+          <w:tcPr>
+            <w:tcW w:type="dxa" w:w="1728"/>
+          </w:tcPr>
+          <w:p>
+            <w:r>
+              <w:rPr>
+                <w:b/>
+              </w:rPr>
+            </w:r>
+            <w:r>
+              <w:rPr>
+                <w:b/>
+              </w:rPr>
+              <w:t>Aid records</w:t>
+            </w:r>
+          </w:p>
+        </w:tc>
+      </w:tr>
+      <w:tr>
+        <w:tc>
+          <w:tcPr>
+            <w:tcW w:type="dxa" w:w="1728"/>
+          </w:tcPr>
+          <w:p>
+            <w:r/>
+            <w:r>
+              <w:t>Registrar</w:t>
+            </w:r>
+          </w:p>
+        </w:tc>
+        <w:tc>
+          <w:tcPr>
+            <w:tcW w:type="dxa" w:w="1728"/>
+          </w:tcPr>
+          <w:p>
+            <w:r/>
+            <w:r>
+              <w:t>89,123</w:t>
+            </w:r>
+          </w:p>
+        </w:tc>
+        <w:tc>
+          <w:tcPr>
+            <w:tcW w:type="dxa" w:w="1728"/>
+          </w:tcPr>
+          <w:p>
+            <w:r/>
+            <w:r>
+              <w:t>in clear</w:t>
+            </w:r>
+          </w:p>
+        </w:tc>
+        <w:tc>
+          <w:tcPr>
+            <w:tcW w:type="dxa" w:w="1728"/>
+          </w:tcPr>
+          <w:p>
+            <w:r/>
+            <w:r>
+              <w:t>in clear</w:t>
+            </w:r>
+          </w:p>
+        </w:tc>
+        <w:tc>
+          <w:tcPr>
+            <w:tcW w:type="dxa" w:w="1728"/>
+          </w:tcPr>
+          <w:p>
+            <w:r/>
+            <w:r>
+              <w:t>0</w:t>
+            </w:r>
+          </w:p>
+        </w:tc>
+      </w:tr>
+      <w:tr>
+        <w:tc>
+          <w:tcPr>
+            <w:tcW w:type="dxa" w:w="1728"/>
+          </w:tcPr>
+          <w:p>
+            <w:r/>
+            <w:r>
+              <w:t>Advisor</w:t>
+            </w:r>
+          </w:p>
+        </w:tc>
+        <w:tc>
+          <w:tcPr>
+            <w:tcW w:type="dxa" w:w="1728"/>
+          </w:tcPr>
+          <w:p>
+            <w:r/>
+            <w:r>
+              <w:t>125</w:t>
+            </w:r>
+          </w:p>
+        </w:tc>
+        <w:tc>
+          <w:tcPr>
+            <w:tcW w:type="dxa" w:w="1728"/>
+          </w:tcPr>
+          <w:p>
+            <w:r/>
+            <w:r>
+              <w:rPr>
+                <w:rFonts w:ascii="Consolas" w:hAnsi="Consolas"/>
+                <w:color w:val="740049"/>
+                <w:sz w:val="19"/>
+              </w:rPr>
+              <w:t>***</w:t>
+            </w:r>
+          </w:p>
+        </w:tc>
+        <w:tc>
+          <w:tcPr>
+            <w:tcW w:type="dxa" w:w="1728"/>
+          </w:tcPr>
+          <w:p>
+            <w:r/>
+            <w:r>
+              <w:t>year only</w:t>
+            </w:r>
+          </w:p>
+        </w:tc>
+        <w:tc>
+          <w:tcPr>
+            <w:tcW w:type="dxa" w:w="1728"/>
+          </w:tcPr>
+          <w:p>
+            <w:r/>
+            <w:r>
+              <w:t>0</w:t>
+            </w:r>
+          </w:p>
+        </w:tc>
+      </w:tr>
+      <w:tr>
+        <w:tc>
+          <w:tcPr>
+            <w:tcW w:type="dxa" w:w="1728"/>
+          </w:tcPr>
+          <w:p>
+            <w:r/>
+            <w:r>
+              <w:t>Financial aid</w:t>
+            </w:r>
+          </w:p>
+        </w:tc>
+        <w:tc>
+          <w:tcPr>
+            <w:tcW w:type="dxa" w:w="1728"/>
+          </w:tcPr>
+          <w:p>
+            <w:r/>
+            <w:r>
+              <w:t>89,123</w:t>
+            </w:r>
+          </w:p>
+        </w:tc>
+        <w:tc>
+          <w:tcPr>
+            <w:tcW w:type="dxa" w:w="1728"/>
+          </w:tcPr>
+          <w:p>
+            <w:r/>
+            <w:r>
+              <w:rPr>
+                <w:rFonts w:ascii="Consolas" w:hAnsi="Consolas"/>
+                <w:color w:val="740049"/>
+                <w:sz w:val="19"/>
+              </w:rPr>
+              <w:t>***</w:t>
+            </w:r>
+          </w:p>
+        </w:tc>
+        <w:tc>
+          <w:tcPr>
+            <w:tcW w:type="dxa" w:w="1728"/>
+          </w:tcPr>
+          <w:p>
+            <w:r/>
+            <w:r>
+              <w:t>year only</w:t>
+            </w:r>
+          </w:p>
+        </w:tc>
+        <w:tc>
+          <w:tcPr>
+            <w:tcW w:type="dxa" w:w="1728"/>
+          </w:tcPr>
+          <w:p>
+            <w:r/>
+            <w:r>
+              <w:t>204, amounts visible</w:t>
+            </w:r>
+          </w:p>
+        </w:tc>
+      </w:tr>
+      <w:tr>
+        <w:tc>
+          <w:tcPr>
+            <w:tcW w:type="dxa" w:w="1728"/>
+          </w:tcPr>
+          <w:p>
+            <w:r/>
+            <w:r>
+              <w:t>IR analyst</w:t>
+            </w:r>
+          </w:p>
+        </w:tc>
+        <w:tc>
+          <w:tcPr>
+            <w:tcW w:type="dxa" w:w="1728"/>
+          </w:tcPr>
+          <w:p>
+            <w:r/>
+            <w:r>
+              <w:t>0</w:t>
+            </w:r>
+          </w:p>
+        </w:tc>
+        <w:tc>
+          <w:tcPr>
+            <w:tcW w:type="dxa" w:w="1728"/>
+          </w:tcPr>
+          <w:p>
+            <w:r/>
+            <w:r>
+              <w:t>—</w:t>
+            </w:r>
+          </w:p>
+        </w:tc>
+        <w:tc>
+          <w:tcPr>
+            <w:tcW w:type="dxa" w:w="1728"/>
+          </w:tcPr>
+          <w:p>
+            <w:r/>
+            <w:r>
+              <w:t>—</w:t>
+            </w:r>
+          </w:p>
+        </w:tc>
+        <w:tc>
+          <w:tcPr>
+            <w:tcW w:type="dxa" w:w="1728"/>
+          </w:tcPr>
+          <w:p>
+            <w:r/>
+            <w:r>
+              <w:t>0</w:t>
+            </w:r>
+          </w:p>
+        </w:tc>
+      </w:tr>
+    </w:tbl>
+    <w:p/>
+    <w:p>
+      <w:r>
+        <w:t>Two things that took making it work to learn. Enabling masking **broke dbt's own data</w:t>
+      </w:r>
+    </w:p>
+    <w:p>
+      <w:r>
+        <w:t>tests** — they run as the service role, which read fully-populated columns through the</w:t>
+      </w:r>
+    </w:p>
+    <w:p>
+      <w:r>
+        <w:t>mask; the ETL role writes those columns and holds the plaintext by construction, so</w:t>
+      </w:r>
+    </w:p>
+    <w:p>
+      <w:r>
+        <w:t>masking it protects nothing. And a build failed with 17 errors that were all one</w:t>
+      </w:r>
+    </w:p>
+    <w:p>
+      <w:r>
+        <w:t xml:space="preserve">network-policy rejection, arriving disguised as </w:t>
+      </w:r>
+      <w:r>
+        <w:rPr>
+          <w:rFonts w:ascii="Consolas" w:hAnsi="Consolas"/>
+          <w:color w:val="740049"/>
+          <w:sz w:val="19"/>
+        </w:rPr>
+        <w:t>not_null</w:t>
+      </w:r>
+      <w:r>
+        <w:t xml:space="preserve"> failures on whatever models</w:t>
+      </w:r>
+    </w:p>
+    <w:p>
+      <w:r>
+        <w:t>happened to be running.</w:t>
+      </w:r>
+    </w:p>
+    <w:p>
       <w:pPr>
         <w:jc w:val="center"/>
       </w:pPr>
@@ -4339,7 +4782,7 @@
           <w:p>
             <w:r/>
             <w:r>
-              <w:t>Masking policies exist in DEMEAU DEV only — absent from 8 of 9 databases</w:t>
+              <w:t>Masking policies absent from Merrimack and Anselm, all environments</w:t>
             </w:r>
           </w:p>
         </w:tc>
@@ -4371,16 +4814,7 @@
               <w:t>user_domain_access</w:t>
             </w:r>
             <w:r>
-              <w:t xml:space="preserve"> empty everywhere; </w:t>
-            </w:r>
-            <w:r>
-              <w:rPr>
-                <w:b/>
-              </w:rPr>
-              <w:t>required</w:t>
-            </w:r>
-            <w:r>
-              <w:t xml:space="preserve"> before any Streamlit RLS demo, since owner's-rights makes the role path deny</w:t>
+              <w:t xml:space="preserve"> holds one user in DEMEAU PROD. Every additional Streamlit viewer needs a row, or owner's-rights denies them silently</w:t>
             </w:r>
           </w:p>
         </w:tc>
@@ -4391,7 +4825,90 @@
           <w:p>
             <w:r/>
             <w:r>
-              <w:t>DE / KKM</w:t>
+              <w:t>DE</w:t>
+            </w:r>
+          </w:p>
+        </w:tc>
+      </w:tr>
+      <w:tr>
+        <w:tc>
+          <w:tcPr>
+            <w:tcW w:type="dxa" w:w="4320"/>
+          </w:tcPr>
+          <w:p>
+            <w:r/>
+            <w:r>
+              <w:t xml:space="preserve">DEMEAU's advisor roster is synthetic; </w:t>
+            </w:r>
+            <w:r>
+              <w:rPr>
+                <w:rFonts w:ascii="Consolas" w:hAnsi="Consolas"/>
+                <w:color w:val="740049"/>
+                <w:sz w:val="19"/>
+              </w:rPr>
+              <w:t>SCOPED</w:t>
+            </w:r>
+            <w:r>
+              <w:t xml:space="preserve"> has never been demonstrated against real assignments</w:t>
+            </w:r>
+          </w:p>
+        </w:tc>
+        <w:tc>
+          <w:tcPr>
+            <w:tcW w:type="dxa" w:w="4320"/>
+          </w:tcPr>
+          <w:p>
+            <w:r/>
+            <w:r>
+              <w:t>Institutions</w:t>
+            </w:r>
+          </w:p>
+        </w:tc>
+      </w:tr>
+      <w:tr>
+        <w:tc>
+          <w:tcPr>
+            <w:tcW w:type="dxa" w:w="4320"/>
+          </w:tcPr>
+          <w:p>
+            <w:r/>
+            <w:r>
+              <w:t>Whether race/ethnicity columns should be masked — they are IPEDS reporting categories, not direct identifiers, and were wrongly documented as masked for months</w:t>
+            </w:r>
+          </w:p>
+        </w:tc>
+        <w:tc>
+          <w:tcPr>
+            <w:tcW w:type="dxa" w:w="4320"/>
+          </w:tcPr>
+          <w:p>
+            <w:r/>
+            <w:r>
+              <w:t>KKM</w:t>
+            </w:r>
+          </w:p>
+        </w:tc>
+      </w:tr>
+      <w:tr>
+        <w:tc>
+          <w:tcPr>
+            <w:tcW w:type="dxa" w:w="4320"/>
+          </w:tcPr>
+          <w:p>
+            <w:r/>
+            <w:r>
+              <w:t>Account network policy does not cover every engineer egress IP; long builds fail intermittently and the errors look like data-quality failures</w:t>
+            </w:r>
+          </w:p>
+        </w:tc>
+        <w:tc>
+          <w:tcPr>
+            <w:tcW w:type="dxa" w:w="4320"/>
+          </w:tcPr>
+          <w:p>
+            <w:r/>
+            <w:r>
+              <w:t>WDT</w:t>
             </w:r>
           </w:p>
         </w:tc>
